--- a/docs/index.docx
+++ b/docs/index.docx
@@ -7,7 +7,7 @@
         <w:pStyle w:val="Title"/>
       </w:pPr>
       <w:r>
-        <w:t xml:space="preserve">Gynecologists’ Knowledge of Non-Recommended Infertility Practices: A cross-sectional e-survey protocol</w:t>
+        <w:t xml:space="preserve">Gynecologists’ Knowledge of Non-Recommended Infertility Practices: protocol of a cross-sectional e-survey</w:t>
       </w:r>
     </w:p>
     <w:bookmarkStart w:id="37" w:name="study-protocol"/>
@@ -33,7 +33,7 @@
         <w:pStyle w:val="FirstParagraph"/>
       </w:pPr>
       <w:r>
-        <w:t xml:space="preserve">The management of subfertile couples, including IVF/ICSI, involves a spectrum of diagnostic tests and therapeutic interventions. These pre-treatment evaluation and interventions usually require complex, resource-intensive procedures.</w:t>
+        <w:t xml:space="preserve">Management of subfertile couples, including IVF/ICSI, involves a spectrum of diagnostic tests and therapeutic interventions. These pre-treatment evaluation and interventions usually require complex, resource-intensive procedures.</w:t>
       </w:r>
       <w:r>
         <w:t xml:space="preserve"> </w:t>
